--- a/Word/Module 2/DOCX/Exercices/M2_05_Exercice_Tableaux_avances.docx
+++ b/Word/Module 2/DOCX/Exercices/M2_05_Exercice_Tableaux_avances.docx
@@ -7,7 +7,7 @@
         <w:pStyle w:val="Title"/>
       </w:pPr>
       <w:r>
-        <w:t>Maitriser les tableaux</w:t>
+        <w:t>Maîtriser les tableaux</w:t>
       </w:r>
     </w:p>
     <w:p>
@@ -15,7 +15,7 @@
         <w:rPr>
           <w:i/>
         </w:rPr>
-        <w:t>Consigne : dessinez un tableau a la main (stylo/gomme), fusionnez et fractionnez des cellules, inserez une formule de calcul (=SUM(ABOVE)), convertissez le texte ci-dessous en tableau puis inversement, et presentez le dernier paragraphe en deux colonnes facon journal.</w:t>
+        <w:t>Consigne : dessinez un tableau à la main (stylo/gomme), fusionnez et fractionnez des cellules, insérez une formule de calcul (=SUM(ABOVE)), convertissez le texte ci-dessous en tableau puis inversement, et présentez le dernier paragraphe en deux colonnes façon journal.</w:t>
       </w:r>
     </w:p>
     <w:p>
@@ -23,27 +23,27 @@
         <w:pStyle w:val="Heading1"/>
       </w:pPr>
       <w:r>
-        <w:t>Texte a convertir en tableau (separateur : point-virgule)</w:t>
+        <w:t>Texte à convertir en tableau (séparateur : point-virgule)</w:t>
       </w:r>
     </w:p>
     <w:p>
       <w:r>
-        <w:t>Action;Responsable;Echeance</w:t>
+        <w:t>Action;Responsable;Échéance</w:t>
       </w:r>
     </w:p>
     <w:p>
       <w:r>
-        <w:t>Preparer les acces;Service IT;J-2</w:t>
+        <w:t>Préparer les accès;Service IT;J-2</w:t>
       </w:r>
     </w:p>
     <w:p>
       <w:r>
-        <w:t>Preparer le materiel;Logistique;J-1</w:t>
+        <w:t>Préparer le matériel;Logistique;J-1</w:t>
       </w:r>
     </w:p>
     <w:p>
       <w:r>
-        <w:t>Accueil du collaborateur;Referent;Jour J</w:t>
+        <w:t>Accueil du collaborateur;Référent;Jour J</w:t>
       </w:r>
     </w:p>
     <w:p>
@@ -51,7 +51,7 @@
         <w:pStyle w:val="Heading1"/>
       </w:pPr>
       <w:r>
-        <w:t>Totaux a calculer avec une formule</w:t>
+        <w:t>Totaux à calculer avec une formule</w:t>
       </w:r>
     </w:p>
     <w:p>
@@ -64,12 +64,12 @@
         <w:pStyle w:val="Heading1"/>
       </w:pPr>
       <w:r>
-        <w:t>Texte a presenter en colonnes</w:t>
+        <w:t>Texte à présenter en colonnes</w:t>
       </w:r>
     </w:p>
     <w:p>
       <w:r>
-        <w:t>Ce paragraphe doit etre presente sur deux colonnes facon journal afin d'illustrer la mise en page multicolonne. Ajoutez suffisamment de texte pour remplir les deux colonnes et observer le passage automatique d'une colonne a l'autre.</w:t>
+        <w:t>Ce paragraphe doit être présenté sur deux colonnes façon journal afin d'illustrer la mise en page multicolonne. Ajoutez suffisamment de texte pour remplir les deux colonnes et observer le passage automatique d'une colonne à l'autre.</w:t>
       </w:r>
     </w:p>
     <w:sectPr>
